--- a/templates/ra/RA-EP-Couple-tokenized.docx
+++ b/templates/ra/RA-EP-Couple-tokenized.docx
@@ -4,6 +4,7 @@
   <w:body>
     <w:p>
       <w:pPr>
+        <w:keepNext/>
         <w:spacing w:after="240" w:before="120"/>
         <w:jc w:val="center"/>
       </w:pPr>
@@ -349,7 +350,7 @@
         </w:rPr>
         <w:t xml:space="preserve">For your convenience, and if payment was not made during the discovery call, you may use the following link to pay in full: </w:t>
       </w:r>
-      <w:hyperlink w:history="1" r:id="rIdwhzfmqxknbqzupzd4pysi">
+      <w:hyperlink w:history="1" r:id="rIdb7akpoyondzieagyqmkgp">
         <w:r>
           <w:rPr>
             <w:rStyle w:val="Hyperlink"/>
@@ -405,6 +406,7 @@
     </w:p>
     <w:p>
       <w:pPr>
+        <w:keepNext/>
         <w:spacing w:after="40" w:before="480"/>
       </w:pPr>
       <w:r>
@@ -418,6 +420,7 @@
     </w:p>
     <w:p>
       <w:pPr>
+        <w:keepNext/>
         <w:spacing w:after="40"/>
       </w:pPr>
       <w:r>
@@ -431,6 +434,7 @@
     </w:p>
     <w:p>
       <w:pPr>
+        <w:keepNext/>
         <w:spacing w:after="40"/>
       </w:pPr>
       <w:r>
@@ -444,6 +448,7 @@
     </w:p>
     <w:p>
       <w:pPr>
+        <w:keepNext/>
         <w:spacing w:after="40" w:before="480"/>
       </w:pPr>
       <w:r>
@@ -457,6 +462,7 @@
     </w:p>
     <w:p>
       <w:pPr>
+        <w:keepNext/>
         <w:spacing w:after="40"/>
       </w:pPr>
       <w:r>
@@ -470,6 +476,7 @@
     </w:p>
     <w:p>
       <w:pPr>
+        <w:keepNext w:val="false"/>
         <w:spacing w:after="40"/>
       </w:pPr>
       <w:r>
@@ -488,6 +495,7 @@
     </w:p>
     <w:p>
       <w:pPr>
+        <w:keepNext/>
         <w:spacing w:after="240" w:before="120"/>
         <w:jc w:val="center"/>
       </w:pPr>
@@ -505,6 +513,7 @@
     <w:p>
       <w:pPr>
         <w:pStyle w:val="ListParagraph"/>
+        <w:keepNext/>
         <w:numPr>
           <w:ilvl w:val="0"/>
           <w:numId w:val="2"/>
@@ -539,6 +548,7 @@
     <w:p>
       <w:pPr>
         <w:pStyle w:val="ListParagraph"/>
+        <w:keepNext/>
         <w:numPr>
           <w:ilvl w:val="0"/>
           <w:numId w:val="2"/>
@@ -615,6 +625,7 @@
     <w:p>
       <w:pPr>
         <w:pStyle w:val="ListParagraph"/>
+        <w:keepNext/>
         <w:numPr>
           <w:ilvl w:val="0"/>
           <w:numId w:val="2"/>
@@ -649,6 +660,7 @@
     <w:p>
       <w:pPr>
         <w:pStyle w:val="ListParagraph"/>
+        <w:keepNext/>
         <w:numPr>
           <w:ilvl w:val="0"/>
           <w:numId w:val="2"/>
@@ -683,6 +695,7 @@
     <w:p>
       <w:pPr>
         <w:pStyle w:val="ListParagraph"/>
+        <w:keepNext/>
         <w:numPr>
           <w:ilvl w:val="0"/>
           <w:numId w:val="2"/>
@@ -717,6 +730,7 @@
     <w:p>
       <w:pPr>
         <w:pStyle w:val="ListParagraph"/>
+        <w:keepNext/>
         <w:numPr>
           <w:ilvl w:val="0"/>
           <w:numId w:val="2"/>
@@ -751,6 +765,7 @@
     <w:p>
       <w:pPr>
         <w:pStyle w:val="ListParagraph"/>
+        <w:keepNext/>
         <w:numPr>
           <w:ilvl w:val="0"/>
           <w:numId w:val="2"/>
@@ -785,6 +800,7 @@
     <w:p>
       <w:pPr>
         <w:pStyle w:val="ListParagraph"/>
+        <w:keepNext/>
         <w:numPr>
           <w:ilvl w:val="0"/>
           <w:numId w:val="2"/>
@@ -819,6 +835,7 @@
     <w:p>
       <w:pPr>
         <w:pStyle w:val="ListParagraph"/>
+        <w:keepNext/>
         <w:numPr>
           <w:ilvl w:val="0"/>
           <w:numId w:val="2"/>
@@ -853,6 +870,7 @@
     <w:p>
       <w:pPr>
         <w:pStyle w:val="ListParagraph"/>
+        <w:keepNext/>
         <w:numPr>
           <w:ilvl w:val="0"/>
           <w:numId w:val="2"/>
@@ -902,6 +920,7 @@
     </w:p>
     <w:p>
       <w:pPr>
+        <w:keepNext/>
         <w:spacing w:after="40" w:before="240"/>
       </w:pPr>
       <w:r>
@@ -917,6 +936,7 @@
     </w:p>
     <w:p>
       <w:pPr>
+        <w:keepNext/>
         <w:spacing w:after="40" w:before="480"/>
       </w:pPr>
       <w:r>
@@ -930,6 +950,7 @@
     </w:p>
     <w:p>
       <w:pPr>
+        <w:keepNext/>
         <w:spacing w:after="40"/>
       </w:pPr>
       <w:r>
@@ -943,6 +964,7 @@
     </w:p>
     <w:p>
       <w:pPr>
+        <w:keepNext/>
         <w:spacing w:after="40"/>
       </w:pPr>
       <w:r>
@@ -956,6 +978,7 @@
     </w:p>
     <w:p>
       <w:pPr>
+        <w:keepNext/>
         <w:spacing w:after="40"/>
       </w:pPr>
       <w:r>
@@ -969,6 +992,7 @@
     </w:p>
     <w:p>
       <w:pPr>
+        <w:keepNext/>
         <w:spacing w:after="40"/>
       </w:pPr>
       <w:r>
@@ -982,6 +1006,7 @@
     </w:p>
     <w:p>
       <w:pPr>
+        <w:keepNext w:val="false"/>
         <w:spacing w:after="40"/>
       </w:pPr>
       <w:r>
@@ -995,6 +1020,7 @@
     </w:p>
     <w:p>
       <w:pPr>
+        <w:keepNext/>
         <w:spacing w:after="40" w:before="240"/>
       </w:pPr>
       <w:r>
@@ -1010,6 +1036,7 @@
     </w:p>
     <w:p>
       <w:pPr>
+        <w:keepNext/>
         <w:spacing w:after="40" w:before="480"/>
       </w:pPr>
       <w:r>
@@ -1023,6 +1050,7 @@
     </w:p>
     <w:p>
       <w:pPr>
+        <w:keepNext/>
         <w:spacing w:after="40"/>
       </w:pPr>
       <w:r>
@@ -1036,6 +1064,7 @@
     </w:p>
     <w:p>
       <w:pPr>
+        <w:keepNext/>
         <w:spacing w:after="40"/>
       </w:pPr>
       <w:r>
@@ -1049,6 +1078,7 @@
     </w:p>
     <w:p>
       <w:pPr>
+        <w:keepNext/>
         <w:spacing w:after="40" w:before="480"/>
       </w:pPr>
       <w:r>
@@ -1062,6 +1092,7 @@
     </w:p>
     <w:p>
       <w:pPr>
+        <w:keepNext/>
         <w:spacing w:after="40"/>
       </w:pPr>
       <w:r>
@@ -1075,6 +1106,7 @@
     </w:p>
     <w:p>
       <w:pPr>
+        <w:keepNext w:val="false"/>
         <w:spacing w:after="40"/>
       </w:pPr>
       <w:r>
@@ -1093,6 +1125,7 @@
     </w:p>
     <w:p>
       <w:pPr>
+        <w:keepNext/>
         <w:spacing w:after="240" w:before="120"/>
         <w:jc w:val="center"/>
       </w:pPr>
@@ -1123,6 +1156,7 @@
     </w:p>
     <w:p>
       <w:pPr>
+        <w:keepNext/>
         <w:spacing w:after="40" w:before="480"/>
       </w:pPr>
       <w:r>
@@ -1136,6 +1170,7 @@
     </w:p>
     <w:p>
       <w:pPr>
+        <w:keepNext/>
         <w:spacing w:after="40"/>
       </w:pPr>
       <w:r>
@@ -1149,6 +1184,7 @@
     </w:p>
     <w:p>
       <w:pPr>
+        <w:keepNext/>
         <w:spacing w:after="40"/>
       </w:pPr>
       <w:r>
@@ -1162,6 +1198,7 @@
     </w:p>
     <w:p>
       <w:pPr>
+        <w:keepNext/>
         <w:spacing w:after="40" w:before="480"/>
       </w:pPr>
       <w:r>
@@ -1175,6 +1212,7 @@
     </w:p>
     <w:p>
       <w:pPr>
+        <w:keepNext/>
         <w:spacing w:after="40"/>
       </w:pPr>
       <w:r>
@@ -1188,6 +1226,7 @@
     </w:p>
     <w:p>
       <w:pPr>
+        <w:keepNext w:val="false"/>
         <w:spacing w:after="40"/>
       </w:pPr>
       <w:r>
@@ -1201,6 +1240,7 @@
     </w:p>
     <w:p>
       <w:pPr>
+        <w:keepNext/>
         <w:spacing w:after="240" w:before="120"/>
         <w:jc w:val="center"/>
       </w:pPr>
@@ -1231,6 +1271,7 @@
     </w:p>
     <w:p>
       <w:pPr>
+        <w:keepNext/>
         <w:spacing w:after="40" w:before="480"/>
       </w:pPr>
       <w:r>
@@ -1244,6 +1285,7 @@
     </w:p>
     <w:p>
       <w:pPr>
+        <w:keepNext/>
         <w:spacing w:after="40"/>
       </w:pPr>
       <w:r>
@@ -1257,6 +1299,7 @@
     </w:p>
     <w:p>
       <w:pPr>
+        <w:keepNext/>
         <w:spacing w:after="40"/>
       </w:pPr>
       <w:r>
@@ -1270,6 +1313,7 @@
     </w:p>
     <w:p>
       <w:pPr>
+        <w:keepNext/>
         <w:spacing w:after="40" w:before="480"/>
       </w:pPr>
       <w:r>
@@ -1283,6 +1327,7 @@
     </w:p>
     <w:p>
       <w:pPr>
+        <w:keepNext/>
         <w:spacing w:after="40"/>
       </w:pPr>
       <w:r>
@@ -1296,6 +1341,7 @@
     </w:p>
     <w:p>
       <w:pPr>
+        <w:keepNext w:val="false"/>
         <w:spacing w:after="40"/>
       </w:pPr>
       <w:r>
@@ -1314,6 +1360,7 @@
     </w:p>
     <w:p>
       <w:pPr>
+        <w:keepNext/>
         <w:spacing w:after="240" w:before="120"/>
         <w:jc w:val="center"/>
       </w:pPr>
@@ -1330,6 +1377,7 @@
     </w:p>
     <w:p>
       <w:pPr>
+        <w:keepNext/>
         <w:spacing w:after="240" w:before="120"/>
         <w:jc w:val="center"/>
       </w:pPr>
@@ -1708,6 +1756,7 @@
     </w:p>
     <w:p>
       <w:pPr>
+        <w:keepNext/>
         <w:spacing w:after="40" w:before="480"/>
       </w:pPr>
       <w:r>
@@ -1721,6 +1770,7 @@
     </w:p>
     <w:p>
       <w:pPr>
+        <w:keepNext/>
         <w:spacing w:after="40"/>
       </w:pPr>
       <w:r>
@@ -1734,6 +1784,7 @@
     </w:p>
     <w:p>
       <w:pPr>
+        <w:keepNext/>
         <w:spacing w:after="40"/>
       </w:pPr>
       <w:r>
@@ -1747,6 +1798,7 @@
     </w:p>
     <w:p>
       <w:pPr>
+        <w:keepNext/>
         <w:spacing w:after="40" w:before="480"/>
       </w:pPr>
       <w:r>
@@ -1760,6 +1812,7 @@
     </w:p>
     <w:p>
       <w:pPr>
+        <w:keepNext/>
         <w:spacing w:after="40"/>
       </w:pPr>
       <w:r>
@@ -1773,6 +1826,7 @@
     </w:p>
     <w:p>
       <w:pPr>
+        <w:keepNext w:val="false"/>
         <w:spacing w:after="40"/>
       </w:pPr>
       <w:r>
@@ -1791,6 +1845,7 @@
     </w:p>
     <w:p>
       <w:pPr>
+        <w:keepNext/>
         <w:spacing w:after="240" w:before="120"/>
         <w:jc w:val="center"/>
       </w:pPr>
@@ -1807,6 +1862,7 @@
     </w:p>
     <w:p>
       <w:pPr>
+        <w:keepNext/>
         <w:spacing w:after="240" w:before="120"/>
         <w:jc w:val="center"/>
       </w:pPr>
@@ -1895,7 +1951,8 @@
     </w:p>
     <w:p>
       <w:pPr>
-        <w:spacing w:after="160"/>
+        <w:spacing w:after="120" w:before="120"/>
+        <w:ind w:left="720"/>
         <w:jc w:val="both"/>
       </w:pPr>
       <w:r>
@@ -2031,6 +2088,7 @@
     </w:p>
     <w:p>
       <w:pPr>
+        <w:keepNext/>
         <w:spacing w:after="40" w:before="480"/>
       </w:pPr>
       <w:r>
@@ -2044,6 +2102,7 @@
     </w:p>
     <w:p>
       <w:pPr>
+        <w:keepNext/>
         <w:spacing w:after="40"/>
       </w:pPr>
       <w:r>
@@ -2057,6 +2116,7 @@
     </w:p>
     <w:p>
       <w:pPr>
+        <w:keepNext/>
         <w:spacing w:after="40"/>
       </w:pPr>
       <w:r>
@@ -2070,6 +2130,7 @@
     </w:p>
     <w:p>
       <w:pPr>
+        <w:keepNext/>
         <w:spacing w:after="40" w:before="480"/>
       </w:pPr>
       <w:r>
@@ -2083,6 +2144,7 @@
     </w:p>
     <w:p>
       <w:pPr>
+        <w:keepNext/>
         <w:spacing w:after="40"/>
       </w:pPr>
       <w:r>
@@ -2096,6 +2158,7 @@
     </w:p>
     <w:p>
       <w:pPr>
+        <w:keepNext w:val="false"/>
         <w:spacing w:after="40"/>
       </w:pPr>
       <w:r>

--- a/templates/ra/RA-EP-Couple-tokenized.docx
+++ b/templates/ra/RA-EP-Couple-tokenized.docx
@@ -32,6 +32,11 @@
         </w:rPr>
         <w:t xml:space="preserve">The following proposal outlines your selected attorney tier, service features, and courtesy adjustments for [[ClientFullName]] and [[SpouseFullName]]. These selections form the basis of your flat-fee estate planning engagement with Speedwell Law. Only the services you selected appear below. You may ask your intake specialist to revise and resend according to your desires. If you have scheduled a design meeting, this Representation Agreement must be signed within 24 hours of the discovery call to keep your meeting on our calendar. In addition, please accept the meeting invitation to confirm the meeting. If we do not receive a signed Representation Agreement and are unable to reach you, the meeting may be canceled so the time can be released.</w:t>
       </w:r>
+    </w:p>
+    <w:p>
+      <w:pPr>
+        <w:spacing w:after="0"/>
+      </w:pPr>
     </w:p>
     <w:tbl>
       <w:tblPr>
@@ -350,7 +355,7 @@
         </w:rPr>
         <w:t xml:space="preserve">For your convenience, and if payment was not made during the discovery call, you may use the following link to pay in full: </w:t>
       </w:r>
-      <w:hyperlink w:history="1" r:id="rIdb7akpoyondzieagyqmkgp">
+      <w:hyperlink w:history="1" r:id="rId4s0plzpsfgwqlfxzruas9">
         <w:r>
           <w:rPr>
             <w:rStyle w:val="Hyperlink"/>
@@ -1241,7 +1246,7 @@
     <w:p>
       <w:pPr>
         <w:keepNext/>
-        <w:spacing w:after="240" w:before="120"/>
+        <w:spacing w:after="240" w:before="720"/>
         <w:jc w:val="center"/>
       </w:pPr>
       <w:r>

--- a/templates/ra/RA-EP-Couple-tokenized.docx
+++ b/templates/ra/RA-EP-Couple-tokenized.docx
@@ -355,7 +355,7 @@
         </w:rPr>
         <w:t xml:space="preserve">For your convenience, and if payment was not made during the discovery call, you may use the following link to pay in full: </w:t>
       </w:r>
-      <w:hyperlink w:history="1" r:id="rId4s0plzpsfgwqlfxzruas9">
+      <w:hyperlink w:history="1" r:id="rId4r6xndrkwb2pl8o4hphbp">
         <w:r>
           <w:rPr>
             <w:rStyle w:val="Hyperlink"/>
@@ -417,6 +417,15 @@
       <w:r>
         <w:rPr>
           <w:rFonts w:ascii="Times New Roman" w:cs="Times New Roman" w:eastAsia="Times New Roman" w:hAnsi="Times New Roman"/>
+          <w:color w:val="FFFFFF"/>
+          <w:sz w:val="2"/>
+          <w:szCs w:val="2"/>
+        </w:rPr>
+        <w:t xml:space="preserve">@@SIG1@@</w:t>
+      </w:r>
+      <w:r>
+        <w:rPr>
+          <w:rFonts w:ascii="Times New Roman" w:cs="Times New Roman" w:eastAsia="Times New Roman" w:hAnsi="Times New Roman"/>
           <w:sz w:val="22"/>
           <w:szCs w:val="22"/>
         </w:rPr>
@@ -448,7 +457,24 @@
           <w:sz w:val="22"/>
           <w:szCs w:val="22"/>
         </w:rPr>
-        <w:t xml:space="preserve">Date: _________________________</w:t>
+        <w:t xml:space="preserve">Date: </w:t>
+      </w:r>
+      <w:r>
+        <w:rPr>
+          <w:rFonts w:ascii="Times New Roman" w:cs="Times New Roman" w:eastAsia="Times New Roman" w:hAnsi="Times New Roman"/>
+          <w:color w:val="FFFFFF"/>
+          <w:sz w:val="2"/>
+          <w:szCs w:val="2"/>
+        </w:rPr>
+        <w:t xml:space="preserve">@@DATE1@@</w:t>
+      </w:r>
+      <w:r>
+        <w:rPr>
+          <w:rFonts w:ascii="Times New Roman" w:cs="Times New Roman" w:eastAsia="Times New Roman" w:hAnsi="Times New Roman"/>
+          <w:sz w:val="22"/>
+          <w:szCs w:val="22"/>
+        </w:rPr>
+        <w:t xml:space="preserve">_________________________</w:t>
       </w:r>
     </w:p>
     <w:p>
@@ -456,6 +482,15 @@
         <w:keepNext/>
         <w:spacing w:after="40" w:before="480"/>
       </w:pPr>
+      <w:r>
+        <w:rPr>
+          <w:rFonts w:ascii="Times New Roman" w:cs="Times New Roman" w:eastAsia="Times New Roman" w:hAnsi="Times New Roman"/>
+          <w:color w:val="FFFFFF"/>
+          <w:sz w:val="2"/>
+          <w:szCs w:val="2"/>
+        </w:rPr>
+        <w:t xml:space="preserve">@@SIG2@@</w:t>
+      </w:r>
       <w:r>
         <w:rPr>
           <w:rFonts w:ascii="Times New Roman" w:cs="Times New Roman" w:eastAsia="Times New Roman" w:hAnsi="Times New Roman"/>
@@ -490,7 +525,24 @@
           <w:sz w:val="22"/>
           <w:szCs w:val="22"/>
         </w:rPr>
-        <w:t xml:space="preserve">Date: _________________________</w:t>
+        <w:t xml:space="preserve">Date: </w:t>
+      </w:r>
+      <w:r>
+        <w:rPr>
+          <w:rFonts w:ascii="Times New Roman" w:cs="Times New Roman" w:eastAsia="Times New Roman" w:hAnsi="Times New Roman"/>
+          <w:color w:val="FFFFFF"/>
+          <w:sz w:val="2"/>
+          <w:szCs w:val="2"/>
+        </w:rPr>
+        <w:t xml:space="preserve">@@DATE2@@</w:t>
+      </w:r>
+      <w:r>
+        <w:rPr>
+          <w:rFonts w:ascii="Times New Roman" w:cs="Times New Roman" w:eastAsia="Times New Roman" w:hAnsi="Times New Roman"/>
+          <w:sz w:val="22"/>
+          <w:szCs w:val="22"/>
+        </w:rPr>
+        <w:t xml:space="preserve">_________________________</w:t>
       </w:r>
     </w:p>
     <w:p>
@@ -1047,6 +1099,15 @@
       <w:r>
         <w:rPr>
           <w:rFonts w:ascii="Times New Roman" w:cs="Times New Roman" w:eastAsia="Times New Roman" w:hAnsi="Times New Roman"/>
+          <w:color w:val="FFFFFF"/>
+          <w:sz w:val="2"/>
+          <w:szCs w:val="2"/>
+        </w:rPr>
+        <w:t xml:space="preserve">@@SIG1@@</w:t>
+      </w:r>
+      <w:r>
+        <w:rPr>
+          <w:rFonts w:ascii="Times New Roman" w:cs="Times New Roman" w:eastAsia="Times New Roman" w:hAnsi="Times New Roman"/>
           <w:sz w:val="22"/>
           <w:szCs w:val="22"/>
         </w:rPr>
@@ -1078,7 +1139,24 @@
           <w:sz w:val="22"/>
           <w:szCs w:val="22"/>
         </w:rPr>
-        <w:t xml:space="preserve">Date: _________________________</w:t>
+        <w:t xml:space="preserve">Date: </w:t>
+      </w:r>
+      <w:r>
+        <w:rPr>
+          <w:rFonts w:ascii="Times New Roman" w:cs="Times New Roman" w:eastAsia="Times New Roman" w:hAnsi="Times New Roman"/>
+          <w:color w:val="FFFFFF"/>
+          <w:sz w:val="2"/>
+          <w:szCs w:val="2"/>
+        </w:rPr>
+        <w:t xml:space="preserve">@@DATE1@@</w:t>
+      </w:r>
+      <w:r>
+        <w:rPr>
+          <w:rFonts w:ascii="Times New Roman" w:cs="Times New Roman" w:eastAsia="Times New Roman" w:hAnsi="Times New Roman"/>
+          <w:sz w:val="22"/>
+          <w:szCs w:val="22"/>
+        </w:rPr>
+        <w:t xml:space="preserve">_________________________</w:t>
       </w:r>
     </w:p>
     <w:p>
@@ -1086,6 +1164,15 @@
         <w:keepNext/>
         <w:spacing w:after="40" w:before="480"/>
       </w:pPr>
+      <w:r>
+        <w:rPr>
+          <w:rFonts w:ascii="Times New Roman" w:cs="Times New Roman" w:eastAsia="Times New Roman" w:hAnsi="Times New Roman"/>
+          <w:color w:val="FFFFFF"/>
+          <w:sz w:val="2"/>
+          <w:szCs w:val="2"/>
+        </w:rPr>
+        <w:t xml:space="preserve">@@SIG2@@</w:t>
+      </w:r>
       <w:r>
         <w:rPr>
           <w:rFonts w:ascii="Times New Roman" w:cs="Times New Roman" w:eastAsia="Times New Roman" w:hAnsi="Times New Roman"/>
@@ -1120,7 +1207,24 @@
           <w:sz w:val="22"/>
           <w:szCs w:val="22"/>
         </w:rPr>
-        <w:t xml:space="preserve">Date: _________________________</w:t>
+        <w:t xml:space="preserve">Date: </w:t>
+      </w:r>
+      <w:r>
+        <w:rPr>
+          <w:rFonts w:ascii="Times New Roman" w:cs="Times New Roman" w:eastAsia="Times New Roman" w:hAnsi="Times New Roman"/>
+          <w:color w:val="FFFFFF"/>
+          <w:sz w:val="2"/>
+          <w:szCs w:val="2"/>
+        </w:rPr>
+        <w:t xml:space="preserve">@@DATE2@@</w:t>
+      </w:r>
+      <w:r>
+        <w:rPr>
+          <w:rFonts w:ascii="Times New Roman" w:cs="Times New Roman" w:eastAsia="Times New Roman" w:hAnsi="Times New Roman"/>
+          <w:sz w:val="22"/>
+          <w:szCs w:val="22"/>
+        </w:rPr>
+        <w:t xml:space="preserve">_________________________</w:t>
       </w:r>
     </w:p>
     <w:p>
@@ -1167,6 +1271,15 @@
       <w:r>
         <w:rPr>
           <w:rFonts w:ascii="Times New Roman" w:cs="Times New Roman" w:eastAsia="Times New Roman" w:hAnsi="Times New Roman"/>
+          <w:color w:val="FFFFFF"/>
+          <w:sz w:val="2"/>
+          <w:szCs w:val="2"/>
+        </w:rPr>
+        <w:t xml:space="preserve">@@SIG1@@</w:t>
+      </w:r>
+      <w:r>
+        <w:rPr>
+          <w:rFonts w:ascii="Times New Roman" w:cs="Times New Roman" w:eastAsia="Times New Roman" w:hAnsi="Times New Roman"/>
           <w:sz w:val="22"/>
           <w:szCs w:val="22"/>
         </w:rPr>
@@ -1198,7 +1311,24 @@
           <w:sz w:val="22"/>
           <w:szCs w:val="22"/>
         </w:rPr>
-        <w:t xml:space="preserve">Date: _________________________</w:t>
+        <w:t xml:space="preserve">Date: </w:t>
+      </w:r>
+      <w:r>
+        <w:rPr>
+          <w:rFonts w:ascii="Times New Roman" w:cs="Times New Roman" w:eastAsia="Times New Roman" w:hAnsi="Times New Roman"/>
+          <w:color w:val="FFFFFF"/>
+          <w:sz w:val="2"/>
+          <w:szCs w:val="2"/>
+        </w:rPr>
+        <w:t xml:space="preserve">@@DATE1@@</w:t>
+      </w:r>
+      <w:r>
+        <w:rPr>
+          <w:rFonts w:ascii="Times New Roman" w:cs="Times New Roman" w:eastAsia="Times New Roman" w:hAnsi="Times New Roman"/>
+          <w:sz w:val="22"/>
+          <w:szCs w:val="22"/>
+        </w:rPr>
+        <w:t xml:space="preserve">_________________________</w:t>
       </w:r>
     </w:p>
     <w:p>
@@ -1206,6 +1336,15 @@
         <w:keepNext/>
         <w:spacing w:after="40" w:before="480"/>
       </w:pPr>
+      <w:r>
+        <w:rPr>
+          <w:rFonts w:ascii="Times New Roman" w:cs="Times New Roman" w:eastAsia="Times New Roman" w:hAnsi="Times New Roman"/>
+          <w:color w:val="FFFFFF"/>
+          <w:sz w:val="2"/>
+          <w:szCs w:val="2"/>
+        </w:rPr>
+        <w:t xml:space="preserve">@@SIG2@@</w:t>
+      </w:r>
       <w:r>
         <w:rPr>
           <w:rFonts w:ascii="Times New Roman" w:cs="Times New Roman" w:eastAsia="Times New Roman" w:hAnsi="Times New Roman"/>
@@ -1240,7 +1379,24 @@
           <w:sz w:val="22"/>
           <w:szCs w:val="22"/>
         </w:rPr>
-        <w:t xml:space="preserve">Date: _________________________</w:t>
+        <w:t xml:space="preserve">Date: </w:t>
+      </w:r>
+      <w:r>
+        <w:rPr>
+          <w:rFonts w:ascii="Times New Roman" w:cs="Times New Roman" w:eastAsia="Times New Roman" w:hAnsi="Times New Roman"/>
+          <w:color w:val="FFFFFF"/>
+          <w:sz w:val="2"/>
+          <w:szCs w:val="2"/>
+        </w:rPr>
+        <w:t xml:space="preserve">@@DATE2@@</w:t>
+      </w:r>
+      <w:r>
+        <w:rPr>
+          <w:rFonts w:ascii="Times New Roman" w:cs="Times New Roman" w:eastAsia="Times New Roman" w:hAnsi="Times New Roman"/>
+          <w:sz w:val="22"/>
+          <w:szCs w:val="22"/>
+        </w:rPr>
+        <w:t xml:space="preserve">_________________________</w:t>
       </w:r>
     </w:p>
     <w:p>
@@ -1282,6 +1438,15 @@
       <w:r>
         <w:rPr>
           <w:rFonts w:ascii="Times New Roman" w:cs="Times New Roman" w:eastAsia="Times New Roman" w:hAnsi="Times New Roman"/>
+          <w:color w:val="FFFFFF"/>
+          <w:sz w:val="2"/>
+          <w:szCs w:val="2"/>
+        </w:rPr>
+        <w:t xml:space="preserve">@@SIG1@@</w:t>
+      </w:r>
+      <w:r>
+        <w:rPr>
+          <w:rFonts w:ascii="Times New Roman" w:cs="Times New Roman" w:eastAsia="Times New Roman" w:hAnsi="Times New Roman"/>
           <w:sz w:val="22"/>
           <w:szCs w:val="22"/>
         </w:rPr>
@@ -1313,7 +1478,24 @@
           <w:sz w:val="22"/>
           <w:szCs w:val="22"/>
         </w:rPr>
-        <w:t xml:space="preserve">Date: _________________________</w:t>
+        <w:t xml:space="preserve">Date: </w:t>
+      </w:r>
+      <w:r>
+        <w:rPr>
+          <w:rFonts w:ascii="Times New Roman" w:cs="Times New Roman" w:eastAsia="Times New Roman" w:hAnsi="Times New Roman"/>
+          <w:color w:val="FFFFFF"/>
+          <w:sz w:val="2"/>
+          <w:szCs w:val="2"/>
+        </w:rPr>
+        <w:t xml:space="preserve">@@DATE1@@</w:t>
+      </w:r>
+      <w:r>
+        <w:rPr>
+          <w:rFonts w:ascii="Times New Roman" w:cs="Times New Roman" w:eastAsia="Times New Roman" w:hAnsi="Times New Roman"/>
+          <w:sz w:val="22"/>
+          <w:szCs w:val="22"/>
+        </w:rPr>
+        <w:t xml:space="preserve">_________________________</w:t>
       </w:r>
     </w:p>
     <w:p>
@@ -1321,6 +1503,15 @@
         <w:keepNext/>
         <w:spacing w:after="40" w:before="480"/>
       </w:pPr>
+      <w:r>
+        <w:rPr>
+          <w:rFonts w:ascii="Times New Roman" w:cs="Times New Roman" w:eastAsia="Times New Roman" w:hAnsi="Times New Roman"/>
+          <w:color w:val="FFFFFF"/>
+          <w:sz w:val="2"/>
+          <w:szCs w:val="2"/>
+        </w:rPr>
+        <w:t xml:space="preserve">@@SIG2@@</w:t>
+      </w:r>
       <w:r>
         <w:rPr>
           <w:rFonts w:ascii="Times New Roman" w:cs="Times New Roman" w:eastAsia="Times New Roman" w:hAnsi="Times New Roman"/>
@@ -1355,7 +1546,24 @@
           <w:sz w:val="22"/>
           <w:szCs w:val="22"/>
         </w:rPr>
-        <w:t xml:space="preserve">Date: _________________________</w:t>
+        <w:t xml:space="preserve">Date: </w:t>
+      </w:r>
+      <w:r>
+        <w:rPr>
+          <w:rFonts w:ascii="Times New Roman" w:cs="Times New Roman" w:eastAsia="Times New Roman" w:hAnsi="Times New Roman"/>
+          <w:color w:val="FFFFFF"/>
+          <w:sz w:val="2"/>
+          <w:szCs w:val="2"/>
+        </w:rPr>
+        <w:t xml:space="preserve">@@DATE2@@</w:t>
+      </w:r>
+      <w:r>
+        <w:rPr>
+          <w:rFonts w:ascii="Times New Roman" w:cs="Times New Roman" w:eastAsia="Times New Roman" w:hAnsi="Times New Roman"/>
+          <w:sz w:val="22"/>
+          <w:szCs w:val="22"/>
+        </w:rPr>
+        <w:t xml:space="preserve">_________________________</w:t>
       </w:r>
     </w:p>
     <w:p>
@@ -1767,6 +1975,15 @@
       <w:r>
         <w:rPr>
           <w:rFonts w:ascii="Times New Roman" w:cs="Times New Roman" w:eastAsia="Times New Roman" w:hAnsi="Times New Roman"/>
+          <w:color w:val="FFFFFF"/>
+          <w:sz w:val="2"/>
+          <w:szCs w:val="2"/>
+        </w:rPr>
+        <w:t xml:space="preserve">@@SIG1@@</w:t>
+      </w:r>
+      <w:r>
+        <w:rPr>
+          <w:rFonts w:ascii="Times New Roman" w:cs="Times New Roman" w:eastAsia="Times New Roman" w:hAnsi="Times New Roman"/>
           <w:sz w:val="22"/>
           <w:szCs w:val="22"/>
         </w:rPr>
@@ -1798,7 +2015,24 @@
           <w:sz w:val="22"/>
           <w:szCs w:val="22"/>
         </w:rPr>
-        <w:t xml:space="preserve">Date: _________________________</w:t>
+        <w:t xml:space="preserve">Date: </w:t>
+      </w:r>
+      <w:r>
+        <w:rPr>
+          <w:rFonts w:ascii="Times New Roman" w:cs="Times New Roman" w:eastAsia="Times New Roman" w:hAnsi="Times New Roman"/>
+          <w:color w:val="FFFFFF"/>
+          <w:sz w:val="2"/>
+          <w:szCs w:val="2"/>
+        </w:rPr>
+        <w:t xml:space="preserve">@@DATE1@@</w:t>
+      </w:r>
+      <w:r>
+        <w:rPr>
+          <w:rFonts w:ascii="Times New Roman" w:cs="Times New Roman" w:eastAsia="Times New Roman" w:hAnsi="Times New Roman"/>
+          <w:sz w:val="22"/>
+          <w:szCs w:val="22"/>
+        </w:rPr>
+        <w:t xml:space="preserve">_________________________</w:t>
       </w:r>
     </w:p>
     <w:p>
@@ -1806,6 +2040,15 @@
         <w:keepNext/>
         <w:spacing w:after="40" w:before="480"/>
       </w:pPr>
+      <w:r>
+        <w:rPr>
+          <w:rFonts w:ascii="Times New Roman" w:cs="Times New Roman" w:eastAsia="Times New Roman" w:hAnsi="Times New Roman"/>
+          <w:color w:val="FFFFFF"/>
+          <w:sz w:val="2"/>
+          <w:szCs w:val="2"/>
+        </w:rPr>
+        <w:t xml:space="preserve">@@SIG2@@</w:t>
+      </w:r>
       <w:r>
         <w:rPr>
           <w:rFonts w:ascii="Times New Roman" w:cs="Times New Roman" w:eastAsia="Times New Roman" w:hAnsi="Times New Roman"/>
@@ -1840,7 +2083,24 @@
           <w:sz w:val="22"/>
           <w:szCs w:val="22"/>
         </w:rPr>
-        <w:t xml:space="preserve">Date: _________________________</w:t>
+        <w:t xml:space="preserve">Date: </w:t>
+      </w:r>
+      <w:r>
+        <w:rPr>
+          <w:rFonts w:ascii="Times New Roman" w:cs="Times New Roman" w:eastAsia="Times New Roman" w:hAnsi="Times New Roman"/>
+          <w:color w:val="FFFFFF"/>
+          <w:sz w:val="2"/>
+          <w:szCs w:val="2"/>
+        </w:rPr>
+        <w:t xml:space="preserve">@@DATE2@@</w:t>
+      </w:r>
+      <w:r>
+        <w:rPr>
+          <w:rFonts w:ascii="Times New Roman" w:cs="Times New Roman" w:eastAsia="Times New Roman" w:hAnsi="Times New Roman"/>
+          <w:sz w:val="22"/>
+          <w:szCs w:val="22"/>
+        </w:rPr>
+        <w:t xml:space="preserve">_________________________</w:t>
       </w:r>
     </w:p>
     <w:p>
@@ -2099,6 +2359,15 @@
       <w:r>
         <w:rPr>
           <w:rFonts w:ascii="Times New Roman" w:cs="Times New Roman" w:eastAsia="Times New Roman" w:hAnsi="Times New Roman"/>
+          <w:color w:val="FFFFFF"/>
+          <w:sz w:val="2"/>
+          <w:szCs w:val="2"/>
+        </w:rPr>
+        <w:t xml:space="preserve">@@SIG1@@</w:t>
+      </w:r>
+      <w:r>
+        <w:rPr>
+          <w:rFonts w:ascii="Times New Roman" w:cs="Times New Roman" w:eastAsia="Times New Roman" w:hAnsi="Times New Roman"/>
           <w:sz w:val="22"/>
           <w:szCs w:val="22"/>
         </w:rPr>
@@ -2130,7 +2399,24 @@
           <w:sz w:val="22"/>
           <w:szCs w:val="22"/>
         </w:rPr>
-        <w:t xml:space="preserve">Date: _________________________</w:t>
+        <w:t xml:space="preserve">Date: </w:t>
+      </w:r>
+      <w:r>
+        <w:rPr>
+          <w:rFonts w:ascii="Times New Roman" w:cs="Times New Roman" w:eastAsia="Times New Roman" w:hAnsi="Times New Roman"/>
+          <w:color w:val="FFFFFF"/>
+          <w:sz w:val="2"/>
+          <w:szCs w:val="2"/>
+        </w:rPr>
+        <w:t xml:space="preserve">@@DATE1@@</w:t>
+      </w:r>
+      <w:r>
+        <w:rPr>
+          <w:rFonts w:ascii="Times New Roman" w:cs="Times New Roman" w:eastAsia="Times New Roman" w:hAnsi="Times New Roman"/>
+          <w:sz w:val="22"/>
+          <w:szCs w:val="22"/>
+        </w:rPr>
+        <w:t xml:space="preserve">_________________________</w:t>
       </w:r>
     </w:p>
     <w:p>
@@ -2138,6 +2424,15 @@
         <w:keepNext/>
         <w:spacing w:after="40" w:before="480"/>
       </w:pPr>
+      <w:r>
+        <w:rPr>
+          <w:rFonts w:ascii="Times New Roman" w:cs="Times New Roman" w:eastAsia="Times New Roman" w:hAnsi="Times New Roman"/>
+          <w:color w:val="FFFFFF"/>
+          <w:sz w:val="2"/>
+          <w:szCs w:val="2"/>
+        </w:rPr>
+        <w:t xml:space="preserve">@@SIG2@@</w:t>
+      </w:r>
       <w:r>
         <w:rPr>
           <w:rFonts w:ascii="Times New Roman" w:cs="Times New Roman" w:eastAsia="Times New Roman" w:hAnsi="Times New Roman"/>
@@ -2172,7 +2467,24 @@
           <w:sz w:val="22"/>
           <w:szCs w:val="22"/>
         </w:rPr>
-        <w:t xml:space="preserve">Date: _________________________</w:t>
+        <w:t xml:space="preserve">Date: </w:t>
+      </w:r>
+      <w:r>
+        <w:rPr>
+          <w:rFonts w:ascii="Times New Roman" w:cs="Times New Roman" w:eastAsia="Times New Roman" w:hAnsi="Times New Roman"/>
+          <w:color w:val="FFFFFF"/>
+          <w:sz w:val="2"/>
+          <w:szCs w:val="2"/>
+        </w:rPr>
+        <w:t xml:space="preserve">@@DATE2@@</w:t>
+      </w:r>
+      <w:r>
+        <w:rPr>
+          <w:rFonts w:ascii="Times New Roman" w:cs="Times New Roman" w:eastAsia="Times New Roman" w:hAnsi="Times New Roman"/>
+          <w:sz w:val="22"/>
+          <w:szCs w:val="22"/>
+        </w:rPr>
+        <w:t xml:space="preserve">_________________________</w:t>
       </w:r>
     </w:p>
     <w:sectPr>

--- a/templates/ra/RA-EP-Couple-tokenized.docx
+++ b/templates/ra/RA-EP-Couple-tokenized.docx
@@ -355,7 +355,7 @@
         </w:rPr>
         <w:t xml:space="preserve">For your convenience, and if payment was not made during the discovery call, you may use the following link to pay in full: </w:t>
       </w:r>
-      <w:hyperlink w:history="1" r:id="rId4r6xndrkwb2pl8o4hphbp">
+      <w:hyperlink w:history="1" r:id="rIdkskawfwca9p6mv5ch6yhs">
         <w:r>
           <w:rPr>
             <w:rStyle w:val="Hyperlink"/>
@@ -1695,7 +1695,7 @@
                 <w:sz w:val="22"/>
                 <w:szCs w:val="22"/>
               </w:rPr>
-              <w:t xml:space="preserve">$625</w:t>
+              <w:t xml:space="preserve">$675</w:t>
             </w:r>
           </w:p>
         </w:tc>
@@ -1758,7 +1758,7 @@
                 <w:sz w:val="22"/>
                 <w:szCs w:val="22"/>
               </w:rPr>
-              <w:t xml:space="preserve">$450</w:t>
+              <w:t xml:space="preserve">$525</w:t>
             </w:r>
           </w:p>
         </w:tc>
@@ -1821,7 +1821,7 @@
                 <w:sz w:val="22"/>
                 <w:szCs w:val="22"/>
               </w:rPr>
-              <w:t xml:space="preserve">$350</w:t>
+              <w:t xml:space="preserve">$400</w:t>
             </w:r>
           </w:p>
         </w:tc>
